--- a/Progetto Videogioco/DocFonti.docx
+++ b/Progetto Videogioco/DocFonti.docx
@@ -4,18 +4,466 @@
   <w:body>
     <w:p>
       <w:pPr>
+        <w:pStyle w:val="Titolo1"/>
+      </w:pPr>
+      <w:r>
+        <w:t>Documentazione fonti – Skeletrix Island</w:t>
+      </w:r>
+    </w:p>
+    <w:p>
+      <w:pPr>
+        <w:pStyle w:val="Titolo2"/>
+      </w:pPr>
+      <w:r>
+        <w:t>Strumenti principali:</w:t>
+      </w:r>
+    </w:p>
+    <w:p>
+      <w:r>
+        <w:t>IDE di sviluppo : IntelliJ IDEA (di JetBrains)</w:t>
+      </w:r>
+      <w:r>
+        <w:br/>
+        <w:t>Framework di gioco: LibGDX</w:t>
+      </w:r>
+      <w:r>
+        <w:br/>
+        <w:t>Version Control e consegna: GitHub (e GitHub desktop)</w:t>
+      </w:r>
+      <w:r>
+        <w:br/>
+        <w:t>Build system: Gradle</w:t>
+      </w:r>
+    </w:p>
+    <w:p>
+      <w:pPr>
+        <w:pStyle w:val="Titolo2"/>
+      </w:pPr>
+      <w:r>
+        <w:t>Assets (Immagini):</w:t>
+      </w:r>
+    </w:p>
+    <w:p>
+      <w:pPr>
         <w:rPr>
-          <w:lang w:val="fr-CH"/>
+          <w:color w:val="156082" w:themeColor="accent1"/>
+          <w:u w:val="single"/>
         </w:rPr>
       </w:pPr>
       <w:r>
+        <w:t xml:space="preserve">Editor immagini pixelate: </w:t>
+      </w:r>
+      <w:hyperlink r:id="rId7" w:history="1">
+        <w:r>
+          <w:rPr>
+            <w:color w:val="156082" w:themeColor="accent1"/>
+            <w:u w:val="single"/>
+          </w:rPr>
+          <w:t>pixilart</w:t>
+        </w:r>
+      </w:hyperlink>
+      <w:r>
+        <w:br/>
+        <w:t xml:space="preserve">Convertitore Immagine a Pixel Art: </w:t>
+      </w:r>
+      <w:hyperlink r:id="rId8" w:history="1">
+        <w:r>
+          <w:rPr>
+            <w:color w:val="156082" w:themeColor="accent1"/>
+            <w:u w:val="single"/>
+          </w:rPr>
+          <w:t>pixelartvillage.com</w:t>
+        </w:r>
+      </w:hyperlink>
+      <w:r>
+        <w:t xml:space="preserve"> (</w:t>
+      </w:r>
+      <w:r>
+        <w:t>Tramite foto personali o dal web</w:t>
+      </w:r>
+      <w:r>
+        <w:t>)</w:t>
+      </w:r>
+      <w:r>
+        <w:br/>
+        <w:t>AI per generazione immagini: Gemini (Immagine di sfondo, sprite Hubert del salto)</w:t>
+      </w:r>
+      <w:r>
+        <w:br/>
+        <w:t xml:space="preserve">Generatore AI degli sprite sheet: </w:t>
+      </w:r>
+      <w:hyperlink r:id="rId9" w:history="1">
+        <w:r>
+          <w:rPr>
+            <w:color w:val="156082" w:themeColor="accent1"/>
+            <w:u w:val="single"/>
+          </w:rPr>
+          <w:t>AutoSprite</w:t>
+        </w:r>
+      </w:hyperlink>
+    </w:p>
+    <w:p>
+      <w:pPr>
+        <w:pStyle w:val="Titolo2"/>
+      </w:pPr>
+      <w:r>
+        <w:t>Assets (Suoni):</w:t>
+      </w:r>
+    </w:p>
+    <w:p>
+      <w:r>
+        <w:t xml:space="preserve">Libreria online suoni: </w:t>
+      </w:r>
+      <w:hyperlink r:id="rId10" w:history="1">
+        <w:r>
+          <w:rPr>
+            <w:rStyle w:val="Collegamentoipertestuale"/>
+          </w:rPr>
+          <w:t>Pixabay</w:t>
+        </w:r>
+      </w:hyperlink>
+      <w:r>
+        <w:br/>
+        <w:t xml:space="preserve">Musica di </w:t>
+      </w:r>
+      <w:r>
+        <w:t>sottofondo</w:t>
+      </w:r>
+      <w:r>
+        <w:t xml:space="preserve">: </w:t>
+      </w:r>
+      <w:hyperlink r:id="rId11" w:history="1">
+        <w:r>
+          <w:rPr>
+            <w:rStyle w:val="Collegamentoipertestuale"/>
+          </w:rPr>
+          <w:t>Spotify (Skeletrix Island Radio 66.7 (Melodies 1 e 29))</w:t>
+        </w:r>
+      </w:hyperlink>
+    </w:p>
+    <w:p>
+      <w:pPr>
+        <w:pStyle w:val="Titolo2"/>
+      </w:pPr>
+      <w:r>
+        <w:t>Community e Forum:</w:t>
+      </w:r>
+    </w:p>
+    <w:p>
+      <w:r>
+        <w:t xml:space="preserve">Stack Overflow: </w:t>
+      </w:r>
+      <w:hyperlink r:id="rId12" w:history="1">
+        <w:r>
+          <w:rPr>
+            <w:rStyle w:val="Collegamentoipertestuale"/>
+          </w:rPr>
+          <w:t>https://stackoverflow.com/</w:t>
+        </w:r>
+      </w:hyperlink>
+      <w:r>
+        <w:tab/>
+        <w:t>ricerc</w:t>
+      </w:r>
+      <w:r>
+        <w:t>a</w:t>
+      </w:r>
+      <w:r>
+        <w:t xml:space="preserve"> soluzioni pe</w:t>
+      </w:r>
+      <w:r>
+        <w:t>r problemi specifici</w:t>
+      </w:r>
+      <w:r>
+        <w:br/>
+        <w:t xml:space="preserve">LibGDX Wiki: </w:t>
+      </w:r>
+      <w:hyperlink r:id="rId13" w:history="1">
+        <w:r>
+          <w:rPr>
+            <w:rStyle w:val="Collegamentoipertestuale"/>
+          </w:rPr>
+          <w:t>https://libgdx.com/wiki/</w:t>
+        </w:r>
+      </w:hyperlink>
+      <w:r>
+        <w:t xml:space="preserve"> </w:t>
+      </w:r>
+      <w:r>
+        <w:tab/>
+        <w:t>Documentazione codebase</w:t>
+      </w:r>
+      <w:r>
+        <w:br/>
+        <w:t xml:space="preserve">LibGDX Community: </w:t>
+      </w:r>
+      <w:hyperlink r:id="rId14" w:history="1">
+        <w:r>
+          <w:rPr>
+            <w:rStyle w:val="Collegamentoipertestuale"/>
+          </w:rPr>
+          <w:t>https://libgdx.com/community/</w:t>
+        </w:r>
+      </w:hyperlink>
+      <w:r>
+        <w:t xml:space="preserve"> </w:t>
+      </w:r>
+      <w:r>
+        <w:tab/>
+        <w:t>Oltre a Stack, reddit o forum.</w:t>
+      </w:r>
+    </w:p>
+    <w:p>
+      <w:pPr>
+        <w:pStyle w:val="Titolo2"/>
+      </w:pPr>
+      <w:r>
+        <w:t>AI (Claude)</w:t>
+      </w:r>
+    </w:p>
+    <w:p>
+      <w:r>
+        <w:t>Claude è stato utilizzato come supporto durante lo sviluppo del progetto.</w:t>
+      </w:r>
+      <w:r>
+        <w:br/>
+        <w:t>Le parti di codice consigliate/migliorate ed implementate sono indicate direttamente tramite dei commenti nelle loro rispettive classi.</w:t>
+      </w:r>
+      <w:r>
+        <w:br/>
+      </w:r>
+      <w:r>
+        <w:br/>
+        <w:t>Punti veloci dove utilizzato:</w:t>
+      </w:r>
+    </w:p>
+    <w:p>
+      <w:pPr>
+        <w:pStyle w:val="Paragrafoelenco"/>
+        <w:numPr>
+          <w:ilvl w:val="0"/>
+          <w:numId w:val="1"/>
+        </w:numPr>
+        <w:ind w:left="0"/>
+      </w:pPr>
+      <w:r>
+        <w:t>Caricamento sprite sheet (</w:t>
+      </w:r>
+      <w:r>
         <w:rPr>
-          <w:lang w:val="fr-CH"/>
+          <w:i/>
+          <w:iCs/>
         </w:rPr>
-        <w:t>ciao</w:t>
+        <w:t>TextureRegion</w:t>
+      </w:r>
+      <w:r>
+        <w:t>)</w:t>
+      </w:r>
+      <w:r>
+        <w:tab/>
+      </w:r>
+      <w:r>
+        <w:rPr>
+          <w:color w:val="002060"/>
+        </w:rPr>
+        <w:t>PROPOSTA</w:t>
+      </w:r>
+      <w:r>
+        <w:rPr>
+          <w:color w:val="002060"/>
+        </w:rPr>
+        <w:t xml:space="preserve"> COMPLETA</w:t>
+      </w:r>
+    </w:p>
+    <w:p>
+      <w:pPr>
+        <w:pStyle w:val="Paragrafoelenco"/>
+        <w:numPr>
+          <w:ilvl w:val="0"/>
+          <w:numId w:val="1"/>
+        </w:numPr>
+        <w:ind w:left="0"/>
+      </w:pPr>
+      <w:r>
+        <w:t>Sistema di collisioni (</w:t>
+      </w:r>
+      <w:r>
+        <w:rPr>
+          <w:i/>
+          <w:iCs/>
+        </w:rPr>
+        <w:t>metodo handleCollision</w:t>
+      </w:r>
+      <w:r>
+        <w:t>)</w:t>
+      </w:r>
+      <w:r>
+        <w:tab/>
+      </w:r>
+      <w:r>
+        <w:rPr>
+          <w:color w:val="00B0F0"/>
+        </w:rPr>
+        <w:t>MODIFICHE</w:t>
+      </w:r>
+      <w:r>
+        <w:rPr>
+          <w:color w:val="00B0F0"/>
+        </w:rPr>
+        <w:t xml:space="preserve"> PARZIALI</w:t>
+      </w:r>
+    </w:p>
+    <w:p>
+      <w:pPr>
+        <w:pStyle w:val="Paragrafoelenco"/>
+        <w:numPr>
+          <w:ilvl w:val="0"/>
+          <w:numId w:val="1"/>
+        </w:numPr>
+        <w:ind w:left="0"/>
+      </w:pPr>
+      <w:r>
+        <w:t>Oscillamento teschi (</w:t>
+      </w:r>
+      <w:r>
+        <w:rPr>
+          <w:i/>
+          <w:iCs/>
+        </w:rPr>
+        <w:t>Math.sin() per effetto fluttuazione</w:t>
+      </w:r>
+      <w:r>
+        <w:t>)</w:t>
+      </w:r>
+      <w:r>
+        <w:tab/>
+      </w:r>
+      <w:r>
+        <w:rPr>
+          <w:color w:val="00B0F0"/>
+        </w:rPr>
+        <w:t>MODIFICHE</w:t>
+      </w:r>
+      <w:r>
+        <w:rPr>
+          <w:color w:val="00B0F0"/>
+        </w:rPr>
+        <w:t xml:space="preserve"> PARZIALI</w:t>
+      </w:r>
+    </w:p>
+    <w:p>
+      <w:pPr>
+        <w:pStyle w:val="Paragrafoelenco"/>
+        <w:numPr>
+          <w:ilvl w:val="0"/>
+          <w:numId w:val="1"/>
+        </w:numPr>
+        <w:ind w:left="0"/>
+      </w:pPr>
+      <w:r>
+        <w:t>Transizioni alpha (</w:t>
+      </w:r>
+      <w:r>
+        <w:rPr>
+          <w:i/>
+          <w:iCs/>
+        </w:rPr>
+        <w:t>Fade-in/out con batch.setColor() e timer)</w:t>
+      </w:r>
+      <w:r>
+        <w:tab/>
+      </w:r>
+      <w:r>
+        <w:rPr>
+          <w:color w:val="002060"/>
+        </w:rPr>
+        <w:t>PROPOSTA</w:t>
+      </w:r>
+      <w:r>
+        <w:rPr>
+          <w:color w:val="002060"/>
+        </w:rPr>
+        <w:t xml:space="preserve"> COMPLETA</w:t>
+      </w:r>
+    </w:p>
+    <w:p>
+      <w:pPr>
+        <w:pStyle w:val="Paragrafoelenco"/>
+        <w:numPr>
+          <w:ilvl w:val="0"/>
+          <w:numId w:val="1"/>
+        </w:numPr>
+        <w:ind w:left="0"/>
+      </w:pPr>
+      <w:r>
+        <w:t>Da ApplicationAdapter a ScreenAdapter (per cambi di scena)</w:t>
+      </w:r>
+      <w:r>
+        <w:tab/>
+      </w:r>
+      <w:r>
+        <w:rPr>
+          <w:color w:val="00B0F0"/>
+        </w:rPr>
+        <w:t>MODIFICHE PARZIALI</w:t>
+      </w:r>
+      <w:r>
+        <w:rPr>
+          <w:color w:val="00B0F0"/>
+        </w:rPr>
+        <w:br/>
+      </w:r>
+      <w:r>
+        <w:rPr>
+          <w:i/>
+          <w:iCs/>
+          <w:color w:val="595959" w:themeColor="text1" w:themeTint="A6"/>
+          <w:sz w:val="18"/>
+          <w:szCs w:val="18"/>
+        </w:rPr>
+        <w:t>Riguardo a questa, l’ho implementata per il motivo che avevo parte di introduzione e il gioco in sé separati…</w:t>
+      </w:r>
+    </w:p>
+    <w:p>
+      <w:pPr>
+        <w:pStyle w:val="Paragrafoelenco"/>
+        <w:numPr>
+          <w:ilvl w:val="0"/>
+          <w:numId w:val="1"/>
+        </w:numPr>
+        <w:ind w:left="0"/>
+      </w:pPr>
+      <w:r>
+        <w:t>Giramento dell’immagine di caricamento</w:t>
+      </w:r>
+      <w:r>
+        <w:tab/>
+      </w:r>
+      <w:r>
+        <w:tab/>
+      </w:r>
+      <w:r>
+        <w:rPr>
+          <w:color w:val="00B0F0"/>
+        </w:rPr>
+        <w:t>MODIFICHE PARZIALI</w:t>
+      </w:r>
+    </w:p>
+    <w:p>
+      <w:pPr>
+        <w:pStyle w:val="Titolo2"/>
+      </w:pPr>
+      <w:r>
+        <w:t>Non finiti</w:t>
+      </w:r>
+    </w:p>
+    <w:p>
+      <w:r>
+        <w:t>R/W File; Responsive (facoltativo); Collisioni; Unit Test</w:t>
       </w:r>
     </w:p>
     <w:sectPr>
+      <w:headerReference w:type="default" r:id="rId15"/>
       <w:pgSz w:w="11906" w:h="16838"/>
       <w:pgMar w:top="1417" w:right="1417" w:bottom="1134" w:left="1417" w:header="708" w:footer="708" w:gutter="0"/>
       <w:cols w:space="708"/>
@@ -23,6 +471,207 @@
     </w:sectPr>
   </w:body>
 </w:document>
+</file>
+
+<file path=word/endnotes.xml><?xml version="1.0" encoding="utf-8"?>
+<w:endnotes xmlns:wpc="http://schemas.microsoft.com/office/word/2010/wordprocessingCanvas" xmlns:cx="http://schemas.microsoft.com/office/drawing/2014/chartex" xmlns:cx1="http://schemas.microsoft.com/office/drawing/2015/9/8/chartex" xmlns:cx2="http://schemas.microsoft.com/office/drawing/2015/10/21/chartex" xmlns:cx3="http://schemas.microsoft.com/office/drawing/2016/5/9/chartex" xmlns:cx4="http://schemas.microsoft.com/office/drawing/2016/5/10/chartex" xmlns:cx5="http://schemas.microsoft.com/office/drawing/2016/5/11/chartex" xmlns:cx6="http://schemas.microsoft.com/office/drawing/2016/5/12/chartex" xmlns:cx7="http://schemas.microsoft.com/office/drawing/2016/5/13/chartex" xmlns:cx8="http://schemas.microsoft.com/office/drawing/2016/5/14/chartex" xmlns:mc="http://schemas.openxmlformats.org/markup-compatibility/2006" xmlns:aink="http://schemas.microsoft.com/office/drawing/2016/ink" xmlns:am3d="http://schemas.microsoft.com/office/drawing/2017/model3d" xmlns:o="urn:schemas-microsoft-com:office:office" xmlns:oel="http://schemas.microsoft.com/office/2019/extlst" xmlns:r="http://schemas.openxmlformats.org/officeDocument/2006/relationships" xmlns:m="http://schemas.openxmlformats.org/officeDocument/2006/math" xmlns:v="urn:schemas-microsoft-com:vml" xmlns:wp14="http://schemas.microsoft.com/office/word/2010/wordprocessingDrawing" xmlns:wp="http://schemas.openxmlformats.org/drawingml/2006/wordprocessingDrawing" xmlns:w10="urn:schemas-microsoft-com:office:word" xmlns:w="http://schemas.openxmlformats.org/wordprocessingml/2006/main" xmlns:w14="http://schemas.microsoft.com/office/word/2010/wordml" xmlns:w15="http://schemas.microsoft.com/office/word/2012/wordml" xmlns:w16cex="http://schemas.microsoft.com/office/word/2018/wordml/cex" xmlns:w16cid="http://schemas.microsoft.com/office/word/2016/wordml/cid" xmlns:w16="http://schemas.microsoft.com/office/word/2018/wordml" xmlns:w16du="http://schemas.microsoft.com/office/word/2023/wordml/word16du" xmlns:w16sdtdh="http://schemas.microsoft.com/office/word/2020/wordml/sdtdatahash" xmlns:w16sdtfl="http://schemas.microsoft.com/office/word/2024/wordml/sdtformatlock" xmlns:w16se="http://schemas.microsoft.com/office/word/2015/wordml/symex" xmlns:wpg="http://schemas.microsoft.com/office/word/2010/wordprocessingGroup" xmlns:wpi="http://schemas.microsoft.com/office/word/2010/wordprocessingInk" xmlns:wne="http://schemas.microsoft.com/office/word/2006/wordml" xmlns:wps="http://schemas.microsoft.com/office/word/2010/wordprocessingShape" mc:Ignorable="w14 w15 w16se w16cid w16 w16cex w16sdtdh w16sdtfl w16du wp14">
+  <w:endnote w:type="separator" w:id="-1">
+    <w:p>
+      <w:pPr>
+        <w:spacing w:after="0" w:line="240" w:lineRule="auto"/>
+      </w:pPr>
+      <w:r>
+        <w:separator/>
+      </w:r>
+    </w:p>
+  </w:endnote>
+  <w:endnote w:type="continuationSeparator" w:id="0">
+    <w:p>
+      <w:pPr>
+        <w:spacing w:after="0" w:line="240" w:lineRule="auto"/>
+      </w:pPr>
+      <w:r>
+        <w:continuationSeparator/>
+      </w:r>
+    </w:p>
+  </w:endnote>
+</w:endnotes>
+</file>
+
+<file path=word/footnotes.xml><?xml version="1.0" encoding="utf-8"?>
+<w:footnotes xmlns:wpc="http://schemas.microsoft.com/office/word/2010/wordprocessingCanvas" xmlns:cx="http://schemas.microsoft.com/office/drawing/2014/chartex" xmlns:cx1="http://schemas.microsoft.com/office/drawing/2015/9/8/chartex" xmlns:cx2="http://schemas.microsoft.com/office/drawing/2015/10/21/chartex" xmlns:cx3="http://schemas.microsoft.com/office/drawing/2016/5/9/chartex" xmlns:cx4="http://schemas.microsoft.com/office/drawing/2016/5/10/chartex" xmlns:cx5="http://schemas.microsoft.com/office/drawing/2016/5/11/chartex" xmlns:cx6="http://schemas.microsoft.com/office/drawing/2016/5/12/chartex" xmlns:cx7="http://schemas.microsoft.com/office/drawing/2016/5/13/chartex" xmlns:cx8="http://schemas.microsoft.com/office/drawing/2016/5/14/chartex" xmlns:mc="http://schemas.openxmlformats.org/markup-compatibility/2006" xmlns:aink="http://schemas.microsoft.com/office/drawing/2016/ink" xmlns:am3d="http://schemas.microsoft.com/office/drawing/2017/model3d" xmlns:o="urn:schemas-microsoft-com:office:office" xmlns:oel="http://schemas.microsoft.com/office/2019/extlst" xmlns:r="http://schemas.openxmlformats.org/officeDocument/2006/relationships" xmlns:m="http://schemas.openxmlformats.org/officeDocument/2006/math" xmlns:v="urn:schemas-microsoft-com:vml" xmlns:wp14="http://schemas.microsoft.com/office/word/2010/wordprocessingDrawing" xmlns:wp="http://schemas.openxmlformats.org/drawingml/2006/wordprocessingDrawing" xmlns:w10="urn:schemas-microsoft-com:office:word" xmlns:w="http://schemas.openxmlformats.org/wordprocessingml/2006/main" xmlns:w14="http://schemas.microsoft.com/office/word/2010/wordml" xmlns:w15="http://schemas.microsoft.com/office/word/2012/wordml" xmlns:w16cex="http://schemas.microsoft.com/office/word/2018/wordml/cex" xmlns:w16cid="http://schemas.microsoft.com/office/word/2016/wordml/cid" xmlns:w16="http://schemas.microsoft.com/office/word/2018/wordml" xmlns:w16du="http://schemas.microsoft.com/office/word/2023/wordml/word16du" xmlns:w16sdtdh="http://schemas.microsoft.com/office/word/2020/wordml/sdtdatahash" xmlns:w16sdtfl="http://schemas.microsoft.com/office/word/2024/wordml/sdtformatlock" xmlns:w16se="http://schemas.microsoft.com/office/word/2015/wordml/symex" xmlns:wpg="http://schemas.microsoft.com/office/word/2010/wordprocessingGroup" xmlns:wpi="http://schemas.microsoft.com/office/word/2010/wordprocessingInk" xmlns:wne="http://schemas.microsoft.com/office/word/2006/wordml" xmlns:wps="http://schemas.microsoft.com/office/word/2010/wordprocessingShape" mc:Ignorable="w14 w15 w16se w16cid w16 w16cex w16sdtdh w16sdtfl w16du wp14">
+  <w:footnote w:type="separator" w:id="-1">
+    <w:p>
+      <w:pPr>
+        <w:spacing w:after="0" w:line="240" w:lineRule="auto"/>
+      </w:pPr>
+      <w:r>
+        <w:separator/>
+      </w:r>
+    </w:p>
+  </w:footnote>
+  <w:footnote w:type="continuationSeparator" w:id="0">
+    <w:p>
+      <w:pPr>
+        <w:spacing w:after="0" w:line="240" w:lineRule="auto"/>
+      </w:pPr>
+      <w:r>
+        <w:continuationSeparator/>
+      </w:r>
+    </w:p>
+  </w:footnote>
+</w:footnotes>
+</file>
+
+<file path=word/header1.xml><?xml version="1.0" encoding="utf-8"?>
+<w:hdr xmlns:wpc="http://schemas.microsoft.com/office/word/2010/wordprocessingCanvas" xmlns:cx="http://schemas.microsoft.com/office/drawing/2014/chartex" xmlns:cx1="http://schemas.microsoft.com/office/drawing/2015/9/8/chartex" xmlns:cx2="http://schemas.microsoft.com/office/drawing/2015/10/21/chartex" xmlns:cx3="http://schemas.microsoft.com/office/drawing/2016/5/9/chartex" xmlns:cx4="http://schemas.microsoft.com/office/drawing/2016/5/10/chartex" xmlns:cx5="http://schemas.microsoft.com/office/drawing/2016/5/11/chartex" xmlns:cx6="http://schemas.microsoft.com/office/drawing/2016/5/12/chartex" xmlns:cx7="http://schemas.microsoft.com/office/drawing/2016/5/13/chartex" xmlns:cx8="http://schemas.microsoft.com/office/drawing/2016/5/14/chartex" xmlns:mc="http://schemas.openxmlformats.org/markup-compatibility/2006" xmlns:aink="http://schemas.microsoft.com/office/drawing/2016/ink" xmlns:am3d="http://schemas.microsoft.com/office/drawing/2017/model3d" xmlns:o="urn:schemas-microsoft-com:office:office" xmlns:oel="http://schemas.microsoft.com/office/2019/extlst" xmlns:r="http://schemas.openxmlformats.org/officeDocument/2006/relationships" xmlns:m="http://schemas.openxmlformats.org/officeDocument/2006/math" xmlns:v="urn:schemas-microsoft-com:vml" xmlns:wp14="http://schemas.microsoft.com/office/word/2010/wordprocessingDrawing" xmlns:wp="http://schemas.openxmlformats.org/drawingml/2006/wordprocessingDrawing" xmlns:w10="urn:schemas-microsoft-com:office:word" xmlns:w="http://schemas.openxmlformats.org/wordprocessingml/2006/main" xmlns:w14="http://schemas.microsoft.com/office/word/2010/wordml" xmlns:w15="http://schemas.microsoft.com/office/word/2012/wordml" xmlns:w16cex="http://schemas.microsoft.com/office/word/2018/wordml/cex" xmlns:w16cid="http://schemas.microsoft.com/office/word/2016/wordml/cid" xmlns:w16="http://schemas.microsoft.com/office/word/2018/wordml" xmlns:w16du="http://schemas.microsoft.com/office/word/2023/wordml/word16du" xmlns:w16sdtdh="http://schemas.microsoft.com/office/word/2020/wordml/sdtdatahash" xmlns:w16sdtfl="http://schemas.microsoft.com/office/word/2024/wordml/sdtformatlock" xmlns:w16se="http://schemas.microsoft.com/office/word/2015/wordml/symex" xmlns:wpg="http://schemas.microsoft.com/office/word/2010/wordprocessingGroup" xmlns:wpi="http://schemas.microsoft.com/office/word/2010/wordprocessingInk" xmlns:wne="http://schemas.microsoft.com/office/word/2006/wordml" xmlns:wps="http://schemas.microsoft.com/office/word/2010/wordprocessingShape" mc:Ignorable="w14 w15 w16se w16cid w16 w16cex w16sdtdh w16sdtfl w16du wp14">
+  <w:p>
+    <w:pPr>
+      <w:pStyle w:val="Intestazione"/>
+    </w:pPr>
+    <w:r>
+      <w:t>Marco Del Core</w:t>
+    </w:r>
+    <w:r>
+      <w:tab/>
+      <w:t>I2BB</w:t>
+    </w:r>
+    <w:r>
+      <w:tab/>
+      <w:t>Ver</w:t>
+    </w:r>
+    <w:r>
+      <w:t>sione</w:t>
+    </w:r>
+    <w:r>
+      <w:t>:</w:t>
+    </w:r>
+    <w:r>
+      <w:t xml:space="preserve"> 07.06.2026</w:t>
+    </w:r>
+  </w:p>
+</w:hdr>
+</file>
+
+<file path=word/numbering.xml><?xml version="1.0" encoding="utf-8"?>
+<w:numbering xmlns:wpc="http://schemas.microsoft.com/office/word/2010/wordprocessingCanvas" xmlns:cx="http://schemas.microsoft.com/office/drawing/2014/chartex" xmlns:cx1="http://schemas.microsoft.com/office/drawing/2015/9/8/chartex" xmlns:cx2="http://schemas.microsoft.com/office/drawing/2015/10/21/chartex" xmlns:cx3="http://schemas.microsoft.com/office/drawing/2016/5/9/chartex" xmlns:cx4="http://schemas.microsoft.com/office/drawing/2016/5/10/chartex" xmlns:cx5="http://schemas.microsoft.com/office/drawing/2016/5/11/chartex" xmlns:cx6="http://schemas.microsoft.com/office/drawing/2016/5/12/chartex" xmlns:cx7="http://schemas.microsoft.com/office/drawing/2016/5/13/chartex" xmlns:cx8="http://schemas.microsoft.com/office/drawing/2016/5/14/chartex" xmlns:mc="http://schemas.openxmlformats.org/markup-compatibility/2006" xmlns:aink="http://schemas.microsoft.com/office/drawing/2016/ink" xmlns:am3d="http://schemas.microsoft.com/office/drawing/2017/model3d" xmlns:o="urn:schemas-microsoft-com:office:office" xmlns:oel="http://schemas.microsoft.com/office/2019/extlst" xmlns:r="http://schemas.openxmlformats.org/officeDocument/2006/relationships" xmlns:m="http://schemas.openxmlformats.org/officeDocument/2006/math" xmlns:v="urn:schemas-microsoft-com:vml" xmlns:wp14="http://schemas.microsoft.com/office/word/2010/wordprocessingDrawing" xmlns:wp="http://schemas.openxmlformats.org/drawingml/2006/wordprocessingDrawing" xmlns:w10="urn:schemas-microsoft-com:office:word" xmlns:w="http://schemas.openxmlformats.org/wordprocessingml/2006/main" xmlns:w14="http://schemas.microsoft.com/office/word/2010/wordml" xmlns:w15="http://schemas.microsoft.com/office/word/2012/wordml" xmlns:w16cex="http://schemas.microsoft.com/office/word/2018/wordml/cex" xmlns:w16cid="http://schemas.microsoft.com/office/word/2016/wordml/cid" xmlns:w16="http://schemas.microsoft.com/office/word/2018/wordml" xmlns:w16du="http://schemas.microsoft.com/office/word/2023/wordml/word16du" xmlns:w16sdtdh="http://schemas.microsoft.com/office/word/2020/wordml/sdtdatahash" xmlns:w16sdtfl="http://schemas.microsoft.com/office/word/2024/wordml/sdtformatlock" xmlns:w16se="http://schemas.microsoft.com/office/word/2015/wordml/symex" xmlns:wpg="http://schemas.microsoft.com/office/word/2010/wordprocessingGroup" xmlns:wpi="http://schemas.microsoft.com/office/word/2010/wordprocessingInk" xmlns:wne="http://schemas.microsoft.com/office/word/2006/wordml" xmlns:wps="http://schemas.microsoft.com/office/word/2010/wordprocessingShape" mc:Ignorable="w14 w15 w16se w16cid w16 w16cex w16sdtdh w16sdtfl w16du wp14">
+  <w:abstractNum w:abstractNumId="0" w15:restartNumberingAfterBreak="0">
+    <w:nsid w:val="624777C6"/>
+    <w:multiLevelType w:val="hybridMultilevel"/>
+    <w:tmpl w:val="709A4F6E"/>
+    <w:lvl w:ilvl="0" w:tplc="04100001">
+      <w:start w:val="1"/>
+      <w:numFmt w:val="bullet"/>
+      <w:lvlText w:val=""/>
+      <w:lvlJc w:val="left"/>
+      <w:pPr>
+        <w:ind w:left="720" w:hanging="360"/>
+      </w:pPr>
+      <w:rPr>
+        <w:rFonts w:ascii="Symbol" w:hAnsi="Symbol" w:hint="default"/>
+      </w:rPr>
+    </w:lvl>
+    <w:lvl w:ilvl="1" w:tplc="04100003" w:tentative="1">
+      <w:start w:val="1"/>
+      <w:numFmt w:val="bullet"/>
+      <w:lvlText w:val="o"/>
+      <w:lvlJc w:val="left"/>
+      <w:pPr>
+        <w:ind w:left="1440" w:hanging="360"/>
+      </w:pPr>
+      <w:rPr>
+        <w:rFonts w:ascii="Courier New" w:hAnsi="Courier New" w:cs="Courier New" w:hint="default"/>
+      </w:rPr>
+    </w:lvl>
+    <w:lvl w:ilvl="2" w:tplc="04100005" w:tentative="1">
+      <w:start w:val="1"/>
+      <w:numFmt w:val="bullet"/>
+      <w:lvlText w:val=""/>
+      <w:lvlJc w:val="left"/>
+      <w:pPr>
+        <w:ind w:left="2160" w:hanging="360"/>
+      </w:pPr>
+      <w:rPr>
+        <w:rFonts w:ascii="Wingdings" w:hAnsi="Wingdings" w:hint="default"/>
+      </w:rPr>
+    </w:lvl>
+    <w:lvl w:ilvl="3" w:tplc="04100001" w:tentative="1">
+      <w:start w:val="1"/>
+      <w:numFmt w:val="bullet"/>
+      <w:lvlText w:val=""/>
+      <w:lvlJc w:val="left"/>
+      <w:pPr>
+        <w:ind w:left="2880" w:hanging="360"/>
+      </w:pPr>
+      <w:rPr>
+        <w:rFonts w:ascii="Symbol" w:hAnsi="Symbol" w:hint="default"/>
+      </w:rPr>
+    </w:lvl>
+    <w:lvl w:ilvl="4" w:tplc="04100003" w:tentative="1">
+      <w:start w:val="1"/>
+      <w:numFmt w:val="bullet"/>
+      <w:lvlText w:val="o"/>
+      <w:lvlJc w:val="left"/>
+      <w:pPr>
+        <w:ind w:left="3600" w:hanging="360"/>
+      </w:pPr>
+      <w:rPr>
+        <w:rFonts w:ascii="Courier New" w:hAnsi="Courier New" w:cs="Courier New" w:hint="default"/>
+      </w:rPr>
+    </w:lvl>
+    <w:lvl w:ilvl="5" w:tplc="04100005" w:tentative="1">
+      <w:start w:val="1"/>
+      <w:numFmt w:val="bullet"/>
+      <w:lvlText w:val=""/>
+      <w:lvlJc w:val="left"/>
+      <w:pPr>
+        <w:ind w:left="4320" w:hanging="360"/>
+      </w:pPr>
+      <w:rPr>
+        <w:rFonts w:ascii="Wingdings" w:hAnsi="Wingdings" w:hint="default"/>
+      </w:rPr>
+    </w:lvl>
+    <w:lvl w:ilvl="6" w:tplc="04100001" w:tentative="1">
+      <w:start w:val="1"/>
+      <w:numFmt w:val="bullet"/>
+      <w:lvlText w:val=""/>
+      <w:lvlJc w:val="left"/>
+      <w:pPr>
+        <w:ind w:left="5040" w:hanging="360"/>
+      </w:pPr>
+      <w:rPr>
+        <w:rFonts w:ascii="Symbol" w:hAnsi="Symbol" w:hint="default"/>
+      </w:rPr>
+    </w:lvl>
+    <w:lvl w:ilvl="7" w:tplc="04100003" w:tentative="1">
+      <w:start w:val="1"/>
+      <w:numFmt w:val="bullet"/>
+      <w:lvlText w:val="o"/>
+      <w:lvlJc w:val="left"/>
+      <w:pPr>
+        <w:ind w:left="5760" w:hanging="360"/>
+      </w:pPr>
+      <w:rPr>
+        <w:rFonts w:ascii="Courier New" w:hAnsi="Courier New" w:cs="Courier New" w:hint="default"/>
+      </w:rPr>
+    </w:lvl>
+    <w:lvl w:ilvl="8" w:tplc="04100005" w:tentative="1">
+      <w:start w:val="1"/>
+      <w:numFmt w:val="bullet"/>
+      <w:lvlText w:val=""/>
+      <w:lvlJc w:val="left"/>
+      <w:pPr>
+        <w:ind w:left="6480" w:hanging="360"/>
+      </w:pPr>
+      <w:rPr>
+        <w:rFonts w:ascii="Wingdings" w:hAnsi="Wingdings" w:hint="default"/>
+      </w:rPr>
+    </w:lvl>
+  </w:abstractNum>
+  <w:num w:numId="1" w16cid:durableId="43140573">
+    <w:abstractNumId w:val="0"/>
+  </w:num>
+</w:numbering>
 </file>
 
 <file path=word/styles.xml><?xml version="1.0" encoding="utf-8"?>
@@ -453,7 +1102,6 @@
     <w:next w:val="Normale"/>
     <w:link w:val="Titolo2Carattere"/>
     <w:uiPriority w:val="9"/>
-    <w:semiHidden/>
     <w:unhideWhenUsed/>
     <w:qFormat/>
     <w:rsid w:val="00A71D45"/>
@@ -670,7 +1318,6 @@
     <w:basedOn w:val="Carpredefinitoparagrafo"/>
     <w:link w:val="Titolo2"/>
     <w:uiPriority w:val="9"/>
-    <w:semiHidden/>
     <w:rsid w:val="00A71D45"/>
     <w:rPr>
       <w:rFonts w:asciiTheme="majorHAnsi" w:eastAsiaTheme="majorEastAsia" w:hAnsiTheme="majorHAnsi" w:cstheme="majorBidi"/>
@@ -941,6 +1588,73 @@
       <w:color w:val="0F4761" w:themeColor="accent1" w:themeShade="BF"/>
       <w:spacing w:val="5"/>
     </w:rPr>
+  </w:style>
+  <w:style w:type="character" w:styleId="Collegamentoipertestuale">
+    <w:name w:val="Hyperlink"/>
+    <w:basedOn w:val="Carpredefinitoparagrafo"/>
+    <w:uiPriority w:val="99"/>
+    <w:unhideWhenUsed/>
+    <w:rsid w:val="00600E9B"/>
+    <w:rPr>
+      <w:color w:val="467886" w:themeColor="hyperlink"/>
+      <w:u w:val="single"/>
+    </w:rPr>
+  </w:style>
+  <w:style w:type="character" w:styleId="Menzionenonrisolta">
+    <w:name w:val="Unresolved Mention"/>
+    <w:basedOn w:val="Carpredefinitoparagrafo"/>
+    <w:uiPriority w:val="99"/>
+    <w:semiHidden/>
+    <w:unhideWhenUsed/>
+    <w:rsid w:val="00600E9B"/>
+    <w:rPr>
+      <w:color w:val="605E5C"/>
+      <w:shd w:val="clear" w:color="auto" w:fill="E1DFDD"/>
+    </w:rPr>
+  </w:style>
+  <w:style w:type="paragraph" w:styleId="Intestazione">
+    <w:name w:val="header"/>
+    <w:basedOn w:val="Normale"/>
+    <w:link w:val="IntestazioneCarattere"/>
+    <w:uiPriority w:val="99"/>
+    <w:unhideWhenUsed/>
+    <w:rsid w:val="0033324D"/>
+    <w:pPr>
+      <w:tabs>
+        <w:tab w:val="center" w:pos="4536"/>
+        <w:tab w:val="right" w:pos="9072"/>
+      </w:tabs>
+      <w:spacing w:after="0" w:line="240" w:lineRule="auto"/>
+    </w:pPr>
+  </w:style>
+  <w:style w:type="character" w:customStyle="1" w:styleId="IntestazioneCarattere">
+    <w:name w:val="Intestazione Carattere"/>
+    <w:basedOn w:val="Carpredefinitoparagrafo"/>
+    <w:link w:val="Intestazione"/>
+    <w:uiPriority w:val="99"/>
+    <w:rsid w:val="0033324D"/>
+  </w:style>
+  <w:style w:type="paragraph" w:styleId="Pidipagina">
+    <w:name w:val="footer"/>
+    <w:basedOn w:val="Normale"/>
+    <w:link w:val="PidipaginaCarattere"/>
+    <w:uiPriority w:val="99"/>
+    <w:unhideWhenUsed/>
+    <w:rsid w:val="0033324D"/>
+    <w:pPr>
+      <w:tabs>
+        <w:tab w:val="center" w:pos="4536"/>
+        <w:tab w:val="right" w:pos="9072"/>
+      </w:tabs>
+      <w:spacing w:after="0" w:line="240" w:lineRule="auto"/>
+    </w:pPr>
+  </w:style>
+  <w:style w:type="character" w:customStyle="1" w:styleId="PidipaginaCarattere">
+    <w:name w:val="Piè di pagina Carattere"/>
+    <w:basedOn w:val="Carpredefinitoparagrafo"/>
+    <w:link w:val="Pidipagina"/>
+    <w:uiPriority w:val="99"/>
+    <w:rsid w:val="0033324D"/>
   </w:style>
 </w:styles>
 </file>

--- a/Progetto Videogioco/DocFonti.docx
+++ b/Progetto Videogioco/DocFonti.docx
@@ -212,6 +212,28 @@
         <w:tab/>
         <w:t>Oltre a Stack, reddit o forum.</w:t>
       </w:r>
+      <w:r>
+        <w:br/>
+        <w:t xml:space="preserve">PlantUML: </w:t>
+      </w:r>
+      <w:hyperlink r:id="rId15" w:history="1">
+        <w:r>
+          <w:rPr>
+            <w:rStyle w:val="Collegamentoipertestuale"/>
+          </w:rPr>
+          <w:t>https://plantuml.com/</w:t>
+        </w:r>
+      </w:hyperlink>
+      <w:r>
+        <w:t xml:space="preserve"> </w:t>
+      </w:r>
+      <w:r>
+        <w:tab/>
+      </w:r>
+      <w:r>
+        <w:tab/>
+        <w:t>Documentazione uso del plugin.</w:t>
+      </w:r>
     </w:p>
     <w:p>
       <w:pPr>
@@ -228,9 +250,6 @@
       <w:r>
         <w:br/>
         <w:t>Le parti di codice consigliate/migliorate ed implementate sono indicate direttamente tramite dei commenti nelle loro rispettive classi.</w:t>
-      </w:r>
-      <w:r>
-        <w:br/>
       </w:r>
       <w:r>
         <w:br/>
@@ -463,7 +482,7 @@
       </w:r>
     </w:p>
     <w:sectPr>
-      <w:headerReference w:type="default" r:id="rId15"/>
+      <w:headerReference w:type="default" r:id="rId16"/>
       <w:pgSz w:w="11906" w:h="16838"/>
       <w:pgMar w:top="1417" w:right="1417" w:bottom="1134" w:left="1417" w:header="708" w:footer="708" w:gutter="0"/>
       <w:cols w:space="708"/>
